--- a/flow/20230914_vu_template/drafts/2023-11-u/17-ПТ-Григорія Чудотворця.docx
+++ b/flow/20230914_vu_template/drafts/2023-11-u/17-ПТ-Григорія Чудотворця.docx
@@ -5849,6 +5849,50 @@
       </w:r>
     </w:p>
     <w:p>
+      <w:pPr/>
+      <w:r>
+        <w:rPr>
+          <w:rFonts w:ascii="Times New Roman" w:hAnsi="Times New Roman"/>
+          <w:i/>
+          <w:color w:val="FF0000"/>
+          <w:sz w:val="24"/>
+          <w:highlight w:val="white"/>
+        </w:rPr>
+        <w:t>Тропар (г. 8):</w:t>
+      </w:r>
+      <w:r>
+        <w:rPr>
+          <w:rFonts w:ascii="Times New Roman" w:hAnsi="Times New Roman"/>
+          <w:color w:val="FF0000"/>
+          <w:sz w:val="24"/>
+          <w:highlight w:val="white"/>
+        </w:rPr>
+        <w:t xml:space="preserve"> </w:t>
+      </w:r>
+      <w:r>
+        <w:rPr>
+          <w:rFonts w:ascii="Times New Roman" w:hAnsi="Times New Roman"/>
+          <w:color w:val="000000"/>
+          <w:sz w:val="24"/>
+          <w:highlight w:val="white"/>
+        </w:rPr>
+        <w:t>В молитвах чуваючи, робив ти багато чудес,* за що і названо тебе Чудотворцем.* Молися ж до Христа Бога, отче Григорію, просвітити душі наші,* щоб не заснули ми на смерть.</w:t>
+      </w:r>
+    </w:p>
+    <w:p>
+      <w:pPr/>
+      <w:r>
+        <w:rPr>
+          <w:b/>
+        </w:rPr>
+        <w:t xml:space="preserve">Слава, і нині: </w:t>
+      </w:r>
+      <w:r>
+        <w:rPr/>
+        <w:t>богородичний</w:t>
+      </w:r>
+    </w:p>
+    <w:p>
       <w:pPr>
         <w:pStyle w:val="Heading3"/>
         <w:spacing w:after="120" w:before="0" w:lineRule="auto"/>
@@ -10741,10 +10785,9 @@
           <w:rFonts w:ascii="Times New Roman" w:cs="Times New Roman" w:eastAsia="Times New Roman" w:hAnsi="Times New Roman"/>
           <w:i w:val="1"/>
           <w:color w:val="ff0000"/>
-          <w:highlight w:val="yellow"/>
-          <w:rtl w:val="0"/>
-        </w:rPr>
-        <w:t xml:space="preserve">???</w:t>
+          <w:rtl w:val="0"/>
+        </w:rPr>
+        <w:t>8</w:t>
       </w:r>
       <w:r>
         <w:rPr>
@@ -11136,6 +11179,50 @@
       </w:r>
     </w:p>
     <w:p>
+      <w:pPr/>
+      <w:r>
+        <w:rPr>
+          <w:rFonts w:ascii="Times New Roman" w:hAnsi="Times New Roman"/>
+          <w:i/>
+          <w:color w:val="FF0000"/>
+          <w:sz w:val="24"/>
+          <w:highlight w:val="white"/>
+        </w:rPr>
+        <w:t>Тропар (г. 8):</w:t>
+      </w:r>
+      <w:r>
+        <w:rPr>
+          <w:rFonts w:ascii="Times New Roman" w:hAnsi="Times New Roman"/>
+          <w:color w:val="FF0000"/>
+          <w:sz w:val="24"/>
+          <w:highlight w:val="white"/>
+        </w:rPr>
+        <w:t xml:space="preserve"> </w:t>
+      </w:r>
+      <w:r>
+        <w:rPr>
+          <w:rFonts w:ascii="Times New Roman" w:hAnsi="Times New Roman"/>
+          <w:color w:val="000000"/>
+          <w:sz w:val="24"/>
+          <w:highlight w:val="white"/>
+        </w:rPr>
+        <w:t>В молитвах чуваючи, робив ти багато чудес,* за що і названо тебе Чудотворцем.* Молися ж до Христа Бога, отче Григорію, просвітити душі наші,* щоб не заснули ми на смерть.</w:t>
+      </w:r>
+    </w:p>
+    <w:p>
+      <w:pPr/>
+      <w:r>
+        <w:rPr>
+          <w:b/>
+        </w:rPr>
+        <w:t xml:space="preserve">Слава, і нині: </w:t>
+      </w:r>
+      <w:r>
+        <w:rPr/>
+        <w:t>богородичний</w:t>
+      </w:r>
+    </w:p>
+    <w:p>
       <w:pPr>
         <w:pStyle w:val="Heading3"/>
         <w:spacing w:after="120" w:before="0" w:lineRule="auto"/>
@@ -11610,6 +11697,50 @@
       </w:r>
     </w:p>
     <w:p>
+      <w:pPr/>
+      <w:r>
+        <w:rPr>
+          <w:rFonts w:ascii="Times New Roman" w:hAnsi="Times New Roman"/>
+          <w:i/>
+          <w:color w:val="FF0000"/>
+          <w:sz w:val="24"/>
+          <w:highlight w:val="white"/>
+        </w:rPr>
+        <w:t>Тропар (г. 8):</w:t>
+      </w:r>
+      <w:r>
+        <w:rPr>
+          <w:rFonts w:ascii="Times New Roman" w:hAnsi="Times New Roman"/>
+          <w:color w:val="FF0000"/>
+          <w:sz w:val="24"/>
+          <w:highlight w:val="white"/>
+        </w:rPr>
+        <w:t xml:space="preserve"> </w:t>
+      </w:r>
+      <w:r>
+        <w:rPr>
+          <w:rFonts w:ascii="Times New Roman" w:hAnsi="Times New Roman"/>
+          <w:color w:val="000000"/>
+          <w:sz w:val="24"/>
+          <w:highlight w:val="white"/>
+        </w:rPr>
+        <w:t>В молитвах чуваючи, робив ти багато чудес,* за що і названо тебе Чудотворцем.* Молися ж до Христа Бога, отче Григорію, просвітити душі наші,* щоб не заснули ми на смерть.</w:t>
+      </w:r>
+    </w:p>
+    <w:p>
+      <w:pPr/>
+      <w:r>
+        <w:rPr>
+          <w:b/>
+        </w:rPr>
+        <w:t xml:space="preserve">Слава, і нині: </w:t>
+      </w:r>
+      <w:r>
+        <w:rPr/>
+        <w:t>богородичний</w:t>
+      </w:r>
+    </w:p>
+    <w:p>
       <w:pPr>
         <w:pStyle w:val="Heading3"/>
         <w:spacing w:after="120" w:before="0" w:lineRule="auto"/>
@@ -12608,6 +12739,50 @@
       </w:r>
     </w:p>
     <w:p>
+      <w:pPr/>
+      <w:r>
+        <w:rPr>
+          <w:rFonts w:ascii="Times New Roman" w:hAnsi="Times New Roman"/>
+          <w:i/>
+          <w:color w:val="FF0000"/>
+          <w:sz w:val="24"/>
+          <w:highlight w:val="white"/>
+        </w:rPr>
+        <w:t>Тропар (г. 8):</w:t>
+      </w:r>
+      <w:r>
+        <w:rPr>
+          <w:rFonts w:ascii="Times New Roman" w:hAnsi="Times New Roman"/>
+          <w:color w:val="FF0000"/>
+          <w:sz w:val="24"/>
+          <w:highlight w:val="white"/>
+        </w:rPr>
+        <w:t xml:space="preserve"> </w:t>
+      </w:r>
+      <w:r>
+        <w:rPr>
+          <w:rFonts w:ascii="Times New Roman" w:hAnsi="Times New Roman"/>
+          <w:color w:val="000000"/>
+          <w:sz w:val="24"/>
+          <w:highlight w:val="white"/>
+        </w:rPr>
+        <w:t>В молитвах чуваючи, робив ти багато чудес,* за що і названо тебе Чудотворцем.* Молися ж до Христа Бога, отче Григорію, просвітити душі наші,* щоб не заснули ми на смерть.</w:t>
+      </w:r>
+    </w:p>
+    <w:p>
+      <w:pPr/>
+      <w:r>
+        <w:rPr>
+          <w:b/>
+        </w:rPr>
+        <w:t xml:space="preserve">Слава, і нині: </w:t>
+      </w:r>
+      <w:r>
+        <w:rPr/>
+        <w:t>богородичний</w:t>
+      </w:r>
+    </w:p>
+    <w:p>
       <w:pPr>
         <w:pStyle w:val="Heading3"/>
         <w:spacing w:after="120" w:before="0" w:lineRule="auto"/>
@@ -12991,6 +13166,50 @@
       </w:r>
     </w:p>
     <w:p>
+      <w:pPr/>
+      <w:r>
+        <w:rPr>
+          <w:rFonts w:ascii="Times New Roman" w:hAnsi="Times New Roman"/>
+          <w:i/>
+          <w:color w:val="FF0000"/>
+          <w:sz w:val="24"/>
+          <w:highlight w:val="white"/>
+        </w:rPr>
+        <w:t>Тропар (г. 8):</w:t>
+      </w:r>
+      <w:r>
+        <w:rPr>
+          <w:rFonts w:ascii="Times New Roman" w:hAnsi="Times New Roman"/>
+          <w:color w:val="FF0000"/>
+          <w:sz w:val="24"/>
+          <w:highlight w:val="white"/>
+        </w:rPr>
+        <w:t xml:space="preserve"> </w:t>
+      </w:r>
+      <w:r>
+        <w:rPr>
+          <w:rFonts w:ascii="Times New Roman" w:hAnsi="Times New Roman"/>
+          <w:color w:val="000000"/>
+          <w:sz w:val="24"/>
+          <w:highlight w:val="white"/>
+        </w:rPr>
+        <w:t>В молитвах чуваючи, робив ти багато чудес,* за що і названо тебе Чудотворцем.* Молися ж до Христа Бога, отче Григорію, просвітити душі наші,* щоб не заснули ми на смерть.</w:t>
+      </w:r>
+    </w:p>
+    <w:p>
+      <w:pPr/>
+      <w:r>
+        <w:rPr>
+          <w:b/>
+        </w:rPr>
+        <w:t xml:space="preserve">Слава, і нині: </w:t>
+      </w:r>
+      <w:r>
+        <w:rPr/>
+        <w:t>богородичний</w:t>
+      </w:r>
+    </w:p>
+    <w:p>
       <w:pPr>
         <w:pStyle w:val="Heading3"/>
         <w:spacing w:after="120" w:before="0" w:lineRule="auto"/>
@@ -13913,6 +14132,50 @@
         <w:rPr>
           <w:rtl w:val="0"/>
         </w:rPr>
+      </w:r>
+    </w:p>
+    <w:p>
+      <w:pPr/>
+      <w:r>
+        <w:rPr>
+          <w:rFonts w:ascii="Times New Roman" w:hAnsi="Times New Roman"/>
+          <w:i/>
+          <w:color w:val="FF0000"/>
+          <w:sz w:val="24"/>
+          <w:highlight w:val="white"/>
+        </w:rPr>
+        <w:t>Тропар (г. 8):</w:t>
+      </w:r>
+      <w:r>
+        <w:rPr>
+          <w:rFonts w:ascii="Times New Roman" w:hAnsi="Times New Roman"/>
+          <w:color w:val="FF0000"/>
+          <w:sz w:val="24"/>
+          <w:highlight w:val="white"/>
+        </w:rPr>
+        <w:t xml:space="preserve"> </w:t>
+      </w:r>
+      <w:r>
+        <w:rPr>
+          <w:rFonts w:ascii="Times New Roman" w:hAnsi="Times New Roman"/>
+          <w:color w:val="000000"/>
+          <w:sz w:val="24"/>
+          <w:highlight w:val="white"/>
+        </w:rPr>
+        <w:t>В молитвах чуваючи, робив ти багато чудес,* за що і названо тебе Чудотворцем.* Молися ж до Христа Бога, отче Григорію, просвітити душі наші,* щоб не заснули ми на смерть.</w:t>
+      </w:r>
+    </w:p>
+    <w:p>
+      <w:pPr/>
+      <w:r>
+        <w:rPr>
+          <w:b/>
+        </w:rPr>
+        <w:t xml:space="preserve">Слава, і нині: </w:t>
+      </w:r>
+      <w:r>
+        <w:rPr/>
+        <w:t>богородичний</w:t>
       </w:r>
     </w:p>
     <w:p>
@@ -17206,6 +17469,50 @@
         <w:rPr>
           <w:rtl w:val="0"/>
         </w:rPr>
+      </w:r>
+    </w:p>
+    <w:p>
+      <w:pPr/>
+      <w:r>
+        <w:rPr>
+          <w:rFonts w:ascii="Times New Roman" w:hAnsi="Times New Roman"/>
+          <w:i/>
+          <w:color w:val="FF0000"/>
+          <w:sz w:val="24"/>
+          <w:highlight w:val="white"/>
+        </w:rPr>
+        <w:t>Тропар (г. 8):</w:t>
+      </w:r>
+      <w:r>
+        <w:rPr>
+          <w:rFonts w:ascii="Times New Roman" w:hAnsi="Times New Roman"/>
+          <w:color w:val="FF0000"/>
+          <w:sz w:val="24"/>
+          <w:highlight w:val="white"/>
+        </w:rPr>
+        <w:t xml:space="preserve"> </w:t>
+      </w:r>
+      <w:r>
+        <w:rPr>
+          <w:rFonts w:ascii="Times New Roman" w:hAnsi="Times New Roman"/>
+          <w:color w:val="000000"/>
+          <w:sz w:val="24"/>
+          <w:highlight w:val="white"/>
+        </w:rPr>
+        <w:t>В молитвах чуваючи, робив ти багато чудес,* за що і названо тебе Чудотворцем.* Молися ж до Христа Бога, отче Григорію, просвітити душі наші,* щоб не заснули ми на смерть.</w:t>
+      </w:r>
+    </w:p>
+    <w:p>
+      <w:pPr/>
+      <w:r>
+        <w:rPr>
+          <w:b/>
+        </w:rPr>
+        <w:t xml:space="preserve">Слава, і нині: </w:t>
+      </w:r>
+      <w:r>
+        <w:rPr/>
+        <w:t>богородичний</w:t>
       </w:r>
     </w:p>
     <w:p>

--- a/flow/20230914_vu_template/drafts/2023-11-u/17-ПТ-Григорія Чудотворця.docx
+++ b/flow/20230914_vu_template/drafts/2023-11-u/17-ПТ-Григорія Чудотворця.docx
@@ -5849,50 +5849,6 @@
       </w:r>
     </w:p>
     <w:p>
-      <w:pPr/>
-      <w:r>
-        <w:rPr>
-          <w:rFonts w:ascii="Times New Roman" w:hAnsi="Times New Roman"/>
-          <w:i/>
-          <w:color w:val="FF0000"/>
-          <w:sz w:val="24"/>
-          <w:highlight w:val="white"/>
-        </w:rPr>
-        <w:t>Тропар (г. 8):</w:t>
-      </w:r>
-      <w:r>
-        <w:rPr>
-          <w:rFonts w:ascii="Times New Roman" w:hAnsi="Times New Roman"/>
-          <w:color w:val="FF0000"/>
-          <w:sz w:val="24"/>
-          <w:highlight w:val="white"/>
-        </w:rPr>
-        <w:t xml:space="preserve"> </w:t>
-      </w:r>
-      <w:r>
-        <w:rPr>
-          <w:rFonts w:ascii="Times New Roman" w:hAnsi="Times New Roman"/>
-          <w:color w:val="000000"/>
-          <w:sz w:val="24"/>
-          <w:highlight w:val="white"/>
-        </w:rPr>
-        <w:t>В молитвах чуваючи, робив ти багато чудес,* за що і названо тебе Чудотворцем.* Молися ж до Христа Бога, отче Григорію, просвітити душі наші,* щоб не заснули ми на смерть.</w:t>
-      </w:r>
-    </w:p>
-    <w:p>
-      <w:pPr/>
-      <w:r>
-        <w:rPr>
-          <w:b/>
-        </w:rPr>
-        <w:t xml:space="preserve">Слава, і нині: </w:t>
-      </w:r>
-      <w:r>
-        <w:rPr/>
-        <w:t>богородичний</w:t>
-      </w:r>
-    </w:p>
-    <w:p>
       <w:pPr>
         <w:pStyle w:val="Heading3"/>
         <w:spacing w:after="120" w:before="0" w:lineRule="auto"/>
@@ -10785,9 +10741,10 @@
           <w:rFonts w:ascii="Times New Roman" w:cs="Times New Roman" w:eastAsia="Times New Roman" w:hAnsi="Times New Roman"/>
           <w:i w:val="1"/>
           <w:color w:val="ff0000"/>
-          <w:rtl w:val="0"/>
-        </w:rPr>
-        <w:t>8</w:t>
+          <w:highlight w:val="yellow"/>
+          <w:rtl w:val="0"/>
+        </w:rPr>
+        <w:t xml:space="preserve">???</w:t>
       </w:r>
       <w:r>
         <w:rPr>
@@ -11179,50 +11136,6 @@
       </w:r>
     </w:p>
     <w:p>
-      <w:pPr/>
-      <w:r>
-        <w:rPr>
-          <w:rFonts w:ascii="Times New Roman" w:hAnsi="Times New Roman"/>
-          <w:i/>
-          <w:color w:val="FF0000"/>
-          <w:sz w:val="24"/>
-          <w:highlight w:val="white"/>
-        </w:rPr>
-        <w:t>Тропар (г. 8):</w:t>
-      </w:r>
-      <w:r>
-        <w:rPr>
-          <w:rFonts w:ascii="Times New Roman" w:hAnsi="Times New Roman"/>
-          <w:color w:val="FF0000"/>
-          <w:sz w:val="24"/>
-          <w:highlight w:val="white"/>
-        </w:rPr>
-        <w:t xml:space="preserve"> </w:t>
-      </w:r>
-      <w:r>
-        <w:rPr>
-          <w:rFonts w:ascii="Times New Roman" w:hAnsi="Times New Roman"/>
-          <w:color w:val="000000"/>
-          <w:sz w:val="24"/>
-          <w:highlight w:val="white"/>
-        </w:rPr>
-        <w:t>В молитвах чуваючи, робив ти багато чудес,* за що і названо тебе Чудотворцем.* Молися ж до Христа Бога, отче Григорію, просвітити душі наші,* щоб не заснули ми на смерть.</w:t>
-      </w:r>
-    </w:p>
-    <w:p>
-      <w:pPr/>
-      <w:r>
-        <w:rPr>
-          <w:b/>
-        </w:rPr>
-        <w:t xml:space="preserve">Слава, і нині: </w:t>
-      </w:r>
-      <w:r>
-        <w:rPr/>
-        <w:t>богородичний</w:t>
-      </w:r>
-    </w:p>
-    <w:p>
       <w:pPr>
         <w:pStyle w:val="Heading3"/>
         <w:spacing w:after="120" w:before="0" w:lineRule="auto"/>
@@ -11697,50 +11610,6 @@
       </w:r>
     </w:p>
     <w:p>
-      <w:pPr/>
-      <w:r>
-        <w:rPr>
-          <w:rFonts w:ascii="Times New Roman" w:hAnsi="Times New Roman"/>
-          <w:i/>
-          <w:color w:val="FF0000"/>
-          <w:sz w:val="24"/>
-          <w:highlight w:val="white"/>
-        </w:rPr>
-        <w:t>Тропар (г. 8):</w:t>
-      </w:r>
-      <w:r>
-        <w:rPr>
-          <w:rFonts w:ascii="Times New Roman" w:hAnsi="Times New Roman"/>
-          <w:color w:val="FF0000"/>
-          <w:sz w:val="24"/>
-          <w:highlight w:val="white"/>
-        </w:rPr>
-        <w:t xml:space="preserve"> </w:t>
-      </w:r>
-      <w:r>
-        <w:rPr>
-          <w:rFonts w:ascii="Times New Roman" w:hAnsi="Times New Roman"/>
-          <w:color w:val="000000"/>
-          <w:sz w:val="24"/>
-          <w:highlight w:val="white"/>
-        </w:rPr>
-        <w:t>В молитвах чуваючи, робив ти багато чудес,* за що і названо тебе Чудотворцем.* Молися ж до Христа Бога, отче Григорію, просвітити душі наші,* щоб не заснули ми на смерть.</w:t>
-      </w:r>
-    </w:p>
-    <w:p>
-      <w:pPr/>
-      <w:r>
-        <w:rPr>
-          <w:b/>
-        </w:rPr>
-        <w:t xml:space="preserve">Слава, і нині: </w:t>
-      </w:r>
-      <w:r>
-        <w:rPr/>
-        <w:t>богородичний</w:t>
-      </w:r>
-    </w:p>
-    <w:p>
       <w:pPr>
         <w:pStyle w:val="Heading3"/>
         <w:spacing w:after="120" w:before="0" w:lineRule="auto"/>
@@ -12739,50 +12608,6 @@
       </w:r>
     </w:p>
     <w:p>
-      <w:pPr/>
-      <w:r>
-        <w:rPr>
-          <w:rFonts w:ascii="Times New Roman" w:hAnsi="Times New Roman"/>
-          <w:i/>
-          <w:color w:val="FF0000"/>
-          <w:sz w:val="24"/>
-          <w:highlight w:val="white"/>
-        </w:rPr>
-        <w:t>Тропар (г. 8):</w:t>
-      </w:r>
-      <w:r>
-        <w:rPr>
-          <w:rFonts w:ascii="Times New Roman" w:hAnsi="Times New Roman"/>
-          <w:color w:val="FF0000"/>
-          <w:sz w:val="24"/>
-          <w:highlight w:val="white"/>
-        </w:rPr>
-        <w:t xml:space="preserve"> </w:t>
-      </w:r>
-      <w:r>
-        <w:rPr>
-          <w:rFonts w:ascii="Times New Roman" w:hAnsi="Times New Roman"/>
-          <w:color w:val="000000"/>
-          <w:sz w:val="24"/>
-          <w:highlight w:val="white"/>
-        </w:rPr>
-        <w:t>В молитвах чуваючи, робив ти багато чудес,* за що і названо тебе Чудотворцем.* Молися ж до Христа Бога, отче Григорію, просвітити душі наші,* щоб не заснули ми на смерть.</w:t>
-      </w:r>
-    </w:p>
-    <w:p>
-      <w:pPr/>
-      <w:r>
-        <w:rPr>
-          <w:b/>
-        </w:rPr>
-        <w:t xml:space="preserve">Слава, і нині: </w:t>
-      </w:r>
-      <w:r>
-        <w:rPr/>
-        <w:t>богородичний</w:t>
-      </w:r>
-    </w:p>
-    <w:p>
       <w:pPr>
         <w:pStyle w:val="Heading3"/>
         <w:spacing w:after="120" w:before="0" w:lineRule="auto"/>
@@ -13166,50 +12991,6 @@
       </w:r>
     </w:p>
     <w:p>
-      <w:pPr/>
-      <w:r>
-        <w:rPr>
-          <w:rFonts w:ascii="Times New Roman" w:hAnsi="Times New Roman"/>
-          <w:i/>
-          <w:color w:val="FF0000"/>
-          <w:sz w:val="24"/>
-          <w:highlight w:val="white"/>
-        </w:rPr>
-        <w:t>Тропар (г. 8):</w:t>
-      </w:r>
-      <w:r>
-        <w:rPr>
-          <w:rFonts w:ascii="Times New Roman" w:hAnsi="Times New Roman"/>
-          <w:color w:val="FF0000"/>
-          <w:sz w:val="24"/>
-          <w:highlight w:val="white"/>
-        </w:rPr>
-        <w:t xml:space="preserve"> </w:t>
-      </w:r>
-      <w:r>
-        <w:rPr>
-          <w:rFonts w:ascii="Times New Roman" w:hAnsi="Times New Roman"/>
-          <w:color w:val="000000"/>
-          <w:sz w:val="24"/>
-          <w:highlight w:val="white"/>
-        </w:rPr>
-        <w:t>В молитвах чуваючи, робив ти багато чудес,* за що і названо тебе Чудотворцем.* Молися ж до Христа Бога, отче Григорію, просвітити душі наші,* щоб не заснули ми на смерть.</w:t>
-      </w:r>
-    </w:p>
-    <w:p>
-      <w:pPr/>
-      <w:r>
-        <w:rPr>
-          <w:b/>
-        </w:rPr>
-        <w:t xml:space="preserve">Слава, і нині: </w:t>
-      </w:r>
-      <w:r>
-        <w:rPr/>
-        <w:t>богородичний</w:t>
-      </w:r>
-    </w:p>
-    <w:p>
       <w:pPr>
         <w:pStyle w:val="Heading3"/>
         <w:spacing w:after="120" w:before="0" w:lineRule="auto"/>
@@ -14132,50 +13913,6 @@
         <w:rPr>
           <w:rtl w:val="0"/>
         </w:rPr>
-      </w:r>
-    </w:p>
-    <w:p>
-      <w:pPr/>
-      <w:r>
-        <w:rPr>
-          <w:rFonts w:ascii="Times New Roman" w:hAnsi="Times New Roman"/>
-          <w:i/>
-          <w:color w:val="FF0000"/>
-          <w:sz w:val="24"/>
-          <w:highlight w:val="white"/>
-        </w:rPr>
-        <w:t>Тропар (г. 8):</w:t>
-      </w:r>
-      <w:r>
-        <w:rPr>
-          <w:rFonts w:ascii="Times New Roman" w:hAnsi="Times New Roman"/>
-          <w:color w:val="FF0000"/>
-          <w:sz w:val="24"/>
-          <w:highlight w:val="white"/>
-        </w:rPr>
-        <w:t xml:space="preserve"> </w:t>
-      </w:r>
-      <w:r>
-        <w:rPr>
-          <w:rFonts w:ascii="Times New Roman" w:hAnsi="Times New Roman"/>
-          <w:color w:val="000000"/>
-          <w:sz w:val="24"/>
-          <w:highlight w:val="white"/>
-        </w:rPr>
-        <w:t>В молитвах чуваючи, робив ти багато чудес,* за що і названо тебе Чудотворцем.* Молися ж до Христа Бога, отче Григорію, просвітити душі наші,* щоб не заснули ми на смерть.</w:t>
-      </w:r>
-    </w:p>
-    <w:p>
-      <w:pPr/>
-      <w:r>
-        <w:rPr>
-          <w:b/>
-        </w:rPr>
-        <w:t xml:space="preserve">Слава, і нині: </w:t>
-      </w:r>
-      <w:r>
-        <w:rPr/>
-        <w:t>богородичний</w:t>
       </w:r>
     </w:p>
     <w:p>
@@ -17469,50 +17206,6 @@
         <w:rPr>
           <w:rtl w:val="0"/>
         </w:rPr>
-      </w:r>
-    </w:p>
-    <w:p>
-      <w:pPr/>
-      <w:r>
-        <w:rPr>
-          <w:rFonts w:ascii="Times New Roman" w:hAnsi="Times New Roman"/>
-          <w:i/>
-          <w:color w:val="FF0000"/>
-          <w:sz w:val="24"/>
-          <w:highlight w:val="white"/>
-        </w:rPr>
-        <w:t>Тропар (г. 8):</w:t>
-      </w:r>
-      <w:r>
-        <w:rPr>
-          <w:rFonts w:ascii="Times New Roman" w:hAnsi="Times New Roman"/>
-          <w:color w:val="FF0000"/>
-          <w:sz w:val="24"/>
-          <w:highlight w:val="white"/>
-        </w:rPr>
-        <w:t xml:space="preserve"> </w:t>
-      </w:r>
-      <w:r>
-        <w:rPr>
-          <w:rFonts w:ascii="Times New Roman" w:hAnsi="Times New Roman"/>
-          <w:color w:val="000000"/>
-          <w:sz w:val="24"/>
-          <w:highlight w:val="white"/>
-        </w:rPr>
-        <w:t>В молитвах чуваючи, робив ти багато чудес,* за що і названо тебе Чудотворцем.* Молися ж до Христа Бога, отче Григорію, просвітити душі наші,* щоб не заснули ми на смерть.</w:t>
-      </w:r>
-    </w:p>
-    <w:p>
-      <w:pPr/>
-      <w:r>
-        <w:rPr>
-          <w:b/>
-        </w:rPr>
-        <w:t xml:space="preserve">Слава, і нині: </w:t>
-      </w:r>
-      <w:r>
-        <w:rPr/>
-        <w:t>богородичний</w:t>
       </w:r>
     </w:p>
     <w:p>

--- a/flow/20230914_vu_template/drafts/2023-11-u/17-ПТ-Григорія Чудотворця.docx
+++ b/flow/20230914_vu_template/drafts/2023-11-u/17-ПТ-Григорія Чудотворця.docx
@@ -4,11 +4,19 @@
   <w:body>
     <w:p>
       <w:r>
+        <w:rPr>
+          <w:rFonts w:ascii="Times New Roman" w:hAnsi="Times New Roman"/>
+          <w:sz w:val="24"/>
+        </w:rPr>
         <w:t>Листопад 17 П'ятниця</w:t>
       </w:r>
     </w:p>
     <w:p>
       <w:r>
+        <w:rPr>
+          <w:rFonts w:ascii="Times New Roman" w:hAnsi="Times New Roman"/>
+          <w:sz w:val="24"/>
+        </w:rPr>
         <w:t>Святого отця нашого Григорія, єпископа Неокесарійського, чудотворця</w:t>
       </w:r>
     </w:p>
